--- a/sessions/Session_4_Automation.docx
+++ b/sessions/Session_4_Automation.docx
@@ -2489,6 +2489,233 @@
           <w:szCs w:val="23"/>
           <w:rtl/>
         </w:rPr>
+        <w:t xml:space="preserve">حد قدّم الملخص التنفيذي لمديره فعلًا؟ قالك إيه؟</w:t>
+      </w:r>
+    </w:p>
+    <w:p>
+      <w:pPr>
+        <w:keepNext/>
+        <w:keepLines/>
+        <w:pBdr>
+          <w:right w:val="single" w:color="1D3A6B" w:sz="18" w:space="8"/>
+        </w:pBdr>
+        <w:shd w:fill="EEF1F8" w:color="auto" w:val="clear"/>
+        <w:bidi/>
+        <w:spacing w:after="0" w:before="0" w:line="300"/>
+      </w:pPr>
+      <w:r>
+        <w:rPr>
+          <w:rFonts w:ascii="Arial" w:cs="Arial" w:eastAsia="Arial" w:hAnsi="Arial"/>
+          <w:b/>
+          <w:bCs/>
+          <w:i w:val="false"/>
+          <w:color w:val="1D3A6B"/>
+          <w:sz w:val="22"/>
+          <w:szCs w:val="22"/>
+          <w:rtl/>
+        </w:rPr>
+        <w:t xml:space="preserve">إجابات متوقعة:  </w:t>
+      </w:r>
+      <w:r>
+        <w:rPr>
+          <w:rFonts w:ascii="Arial" w:cs="Arial" w:eastAsia="Arial" w:hAnsi="Arial"/>
+          <w:b w:val="false"/>
+          <w:i w:val="false"/>
+          <w:sz w:val="23"/>
+          <w:szCs w:val="23"/>
+          <w:rtl/>
+        </w:rPr>
+        <w:t xml:space="preserve">سأل أسئلة</w:t>
+      </w:r>
+    </w:p>
+    <w:p>
+      <w:pPr>
+        <w:keepNext/>
+        <w:keepLines/>
+        <w:pBdr>
+          <w:right w:val="single" w:color="1D3A6B" w:sz="18" w:space="8"/>
+        </w:pBdr>
+        <w:shd w:fill="EEF1F8" w:color="auto" w:val="clear"/>
+        <w:bidi/>
+        <w:spacing w:after="0" w:before="0" w:line="300"/>
+      </w:pPr>
+      <w:r>
+        <w:rPr>
+          <w:rFonts w:ascii="Arial" w:cs="Arial" w:eastAsia="Arial" w:hAnsi="Arial"/>
+          <w:b w:val="false"/>
+          <w:i w:val="false"/>
+          <w:sz w:val="23"/>
+          <w:szCs w:val="23"/>
+          <w:rtl/>
+        </w:rPr>
+        <w:t xml:space="preserve">عجبه</w:t>
+      </w:r>
+    </w:p>
+    <w:p>
+      <w:pPr>
+        <w:keepNext w:val="false"/>
+        <w:keepLines/>
+        <w:pBdr>
+          <w:right w:val="single" w:color="1D3A6B" w:sz="18" w:space="8"/>
+        </w:pBdr>
+        <w:shd w:fill="EEF1F8" w:color="auto" w:val="clear"/>
+        <w:bidi/>
+        <w:spacing w:after="140" w:before="0" w:line="300"/>
+      </w:pPr>
+      <w:r>
+        <w:rPr>
+          <w:rFonts w:ascii="Arial" w:cs="Arial" w:eastAsia="Arial" w:hAnsi="Arial"/>
+          <w:b w:val="false"/>
+          <w:i w:val="false"/>
+          <w:sz w:val="23"/>
+          <w:szCs w:val="23"/>
+          <w:rtl/>
+        </w:rPr>
+        <w:t xml:space="preserve">طلب تفاصيل</w:t>
+      </w:r>
+    </w:p>
+    <w:p>
+      <w:pPr>
+        <w:keepNext w:val="false"/>
+        <w:keepLines/>
+        <w:pBdr>
+          <w:right w:val="single" w:color="0E4F4B" w:sz="18" w:space="8"/>
+        </w:pBdr>
+        <w:shd w:fill="FFFFFF" w:color="auto" w:val="clear"/>
+        <w:bidi/>
+        <w:spacing w:after="140" w:before="0" w:line="300"/>
+      </w:pPr>
+      <w:r>
+        <w:rPr>
+          <w:rFonts w:ascii="Arial" w:cs="Arial" w:eastAsia="Arial" w:hAnsi="Arial"/>
+          <w:b/>
+          <w:bCs/>
+          <w:i w:val="false"/>
+          <w:color w:val="0E4F4B"/>
+          <w:sz w:val="22"/>
+          <w:szCs w:val="22"/>
+          <w:rtl/>
+        </w:rPr>
+        <w:t xml:space="preserve">وبعدها تقول:  </w:t>
+      </w:r>
+      <w:r>
+        <w:rPr>
+          <w:rFonts w:ascii="Arial" w:cs="Arial" w:eastAsia="Arial" w:hAnsi="Arial"/>
+          <w:b w:val="false"/>
+          <w:i w:val="false"/>
+          <w:sz w:val="23"/>
+          <w:szCs w:val="23"/>
+          <w:rtl/>
+        </w:rPr>
+        <w:t xml:space="preserve">حلو. وأسئلته كانت قريبة من أسئلة أستاذ عادل؟ ده معناه إن التمرين شغال.</w:t>
+      </w:r>
+    </w:p>
+    <w:p>
+      <w:pPr>
+        <w:keepNext w:val="false"/>
+        <w:keepLines/>
+        <w:pBdr>
+          <w:right w:val="single" w:color="0E4F4B" w:sz="18" w:space="8"/>
+        </w:pBdr>
+        <w:shd w:fill="FFFFFF" w:color="auto" w:val="clear"/>
+        <w:bidi/>
+        <w:spacing w:after="140" w:before="0" w:line="300"/>
+      </w:pPr>
+      <w:r>
+        <w:rPr>
+          <w:rFonts w:ascii="Arial" w:cs="Arial" w:eastAsia="Arial" w:hAnsi="Arial"/>
+          <w:b/>
+          <w:bCs/>
+          <w:i w:val="false"/>
+          <w:color w:val="0E4F4B"/>
+          <w:sz w:val="22"/>
+          <w:szCs w:val="22"/>
+          <w:rtl/>
+        </w:rPr>
+        <w:t xml:space="preserve">تقول:  </w:t>
+      </w:r>
+      <w:r>
+        <w:rPr>
+          <w:rFonts w:ascii="Arial" w:cs="Arial" w:eastAsia="Arial" w:hAnsi="Arial"/>
+          <w:b w:val="false"/>
+          <w:i w:val="false"/>
+          <w:sz w:val="23"/>
+          <w:szCs w:val="23"/>
+          <w:rtl/>
+        </w:rPr>
+        <w:t xml:space="preserve">وقبل ما نبدأ: كل واحد يفتح ملف الإكسل اللي جابه، ويعمل منه نسخة دلوقتي حالًا، ويسمّيها «نسخة_تجربة». هتعرفوا ليه بعد شوية.</w:t>
+      </w:r>
+    </w:p>
+    <w:p>
+      <w:pPr>
+        <w:keepNext w:val="false"/>
+        <w:keepLines/>
+        <w:pBdr>
+          <w:right w:val="single" w:color="9A5B12" w:sz="18" w:space="8"/>
+        </w:pBdr>
+        <w:shd w:fill="FBF3E4" w:color="auto" w:val="clear"/>
+        <w:bidi/>
+        <w:spacing w:after="140" w:before="0" w:line="300"/>
+      </w:pPr>
+      <w:r>
+        <w:rPr>
+          <w:rFonts w:ascii="Arial" w:cs="Arial" w:eastAsia="Arial" w:hAnsi="Arial"/>
+          <w:b/>
+          <w:bCs/>
+          <w:i w:val="false"/>
+          <w:color w:val="9A5B12"/>
+          <w:sz w:val="22"/>
+          <w:szCs w:val="22"/>
+          <w:rtl/>
+        </w:rPr>
+        <w:t xml:space="preserve">حيلة ذكية (الأمر الغامض):  </w:t>
+      </w:r>
+      <w:r>
+        <w:rPr>
+          <w:rFonts w:ascii="Arial" w:cs="Arial" w:eastAsia="Arial" w:hAnsi="Arial"/>
+          <w:b w:val="false"/>
+          <w:i w:val="false"/>
+          <w:sz w:val="23"/>
+          <w:szCs w:val="23"/>
+          <w:rtl/>
+        </w:rPr>
+        <w:t xml:space="preserve">طلب نسخة من غير ما تشرح السبب بيعمل فضول صغير. ولما ييجي درس «زرار التراجع»، هيفتكروا إنك طلبت ده من أول الجلسة، فالدرس يثبت أكتر.</w:t>
+      </w:r>
+    </w:p>
+    <w:p>
+      <w:pPr>
+        <w:keepNext w:val="false"/>
+        <w:keepLines/>
+        <w:pBdr>
+          <w:right w:val="single" w:color="1D3A6B" w:sz="18" w:space="8"/>
+        </w:pBdr>
+        <w:shd w:fill="EEF1F8" w:color="auto" w:val="clear"/>
+        <w:bidi/>
+        <w:spacing w:after="140" w:before="0" w:line="300"/>
+      </w:pPr>
+      <w:r>
+        <w:rPr>
+          <w:rFonts w:ascii="Arial" w:cs="Arial" w:eastAsia="Arial" w:hAnsi="Arial"/>
+          <w:b/>
+          <w:bCs/>
+          <w:i w:val="false"/>
+          <w:color w:val="1D3A6B"/>
+          <w:sz w:val="22"/>
+          <w:szCs w:val="22"/>
+          <w:rtl/>
+        </w:rPr>
+        <w:t xml:space="preserve">اسأل القاعة:  </w:t>
+      </w:r>
+      <w:r>
+        <w:rPr>
+          <w:rFonts w:ascii="Arial" w:cs="Arial" w:eastAsia="Arial" w:hAnsi="Arial"/>
+          <w:b/>
+          <w:bCs/>
+          <w:i w:val="false"/>
+          <w:sz w:val="23"/>
+          <w:szCs w:val="23"/>
+          <w:rtl/>
+        </w:rPr>
         <w:t xml:space="preserve">قبل أي تقرير يطلع للمدير، بنسأل مين؟</w:t>
       </w:r>
     </w:p>
@@ -2697,6 +2924,78 @@
           <w:szCs w:val="23"/>
           <w:rtl/>
         </w:rPr>
+        <w:t xml:space="preserve">لو اتنين اتطوعوا، خلّي الاتنين يتسابقوا على جهازين. التشجيع بيبقى أعلى.</w:t>
+      </w:r>
+    </w:p>
+    <w:p>
+      <w:pPr>
+        <w:keepNext w:val="false"/>
+        <w:keepLines/>
+        <w:pBdr>
+          <w:right w:val="single" w:color="0E4F4B" w:sz="18" w:space="8"/>
+        </w:pBdr>
+        <w:shd w:fill="FFFFFF" w:color="auto" w:val="clear"/>
+        <w:bidi/>
+        <w:spacing w:after="140" w:before="0" w:line="300"/>
+      </w:pPr>
+      <w:r>
+        <w:rPr>
+          <w:rFonts w:ascii="Arial" w:cs="Arial" w:eastAsia="Arial" w:hAnsi="Arial"/>
+          <w:b/>
+          <w:bCs/>
+          <w:i w:val="false"/>
+          <w:color w:val="0E4F4B"/>
+          <w:sz w:val="22"/>
+          <w:szCs w:val="22"/>
+          <w:rtl/>
+        </w:rPr>
+        <w:t xml:space="preserve">تقول:  </w:t>
+      </w:r>
+      <w:r>
+        <w:rPr>
+          <w:rFonts w:ascii="Arial" w:cs="Arial" w:eastAsia="Arial" w:hAnsi="Arial"/>
+          <w:b w:val="false"/>
+          <w:i w:val="false"/>
+          <w:sz w:val="23"/>
+          <w:szCs w:val="23"/>
+          <w:rtl/>
+        </w:rPr>
+        <w:t xml:space="preserve">عشان تبقى منافسة عادلة، المهمة مكتوبة قدامك على الشاشة، ومسموحلك تستخدم أي اختصار تعرفه. أنا مش هلمس الكيبورد غير دوسة واحدة.</w:t>
+      </w:r>
+    </w:p>
+    <w:p>
+      <w:pPr>
+        <w:keepNext w:val="false"/>
+        <w:keepLines/>
+        <w:pBdr>
+          <w:right w:val="single" w:color="555555" w:sz="18" w:space="8"/>
+        </w:pBdr>
+        <w:shd w:fill="EEF2F1" w:color="auto" w:val="clear"/>
+        <w:bidi/>
+        <w:spacing w:after="140" w:before="0" w:line="300"/>
+      </w:pPr>
+      <w:r>
+        <w:rPr>
+          <w:rFonts w:ascii="Arial" w:cs="Arial" w:eastAsia="Arial" w:hAnsi="Arial"/>
+          <w:b/>
+          <w:bCs/>
+          <w:i w:val="false"/>
+          <w:color w:val="555555"/>
+          <w:sz w:val="22"/>
+          <w:szCs w:val="22"/>
+          <w:rtl/>
+        </w:rPr>
+        <w:t xml:space="preserve">على الشاشة / اعمل:  </w:t>
+      </w:r>
+      <w:r>
+        <w:rPr>
+          <w:rFonts w:ascii="Arial" w:cs="Arial" w:eastAsia="Arial" w:hAnsi="Arial"/>
+          <w:b w:val="false"/>
+          <w:i w:val="false"/>
+          <w:sz w:val="23"/>
+          <w:szCs w:val="23"/>
+          <w:rtl/>
+        </w:rPr>
         <w:t xml:space="preserve">افتح «نسخة_للسباق.xlsx» على جهاز المتطوع. المهمة المكتوبة: احذف الصفوف الفاضية، خلّي العناوين بولد ولون، ظبّط عرض الأعمدة، رتّب حسب الفرع، وضيف عمود «الإجمالي = الكمية × السعر».</w:t>
       </w:r>
     </w:p>
@@ -2734,6 +3033,78 @@
           <w:rtl/>
         </w:rPr>
         <w:t xml:space="preserve">شغّل تايمر كبير على الشاشة. والقاعة تشجّع.</w:t>
+      </w:r>
+    </w:p>
+    <w:p>
+      <w:pPr>
+        <w:keepNext w:val="false"/>
+        <w:keepLines/>
+        <w:pBdr>
+          <w:right w:val="single" w:color="555555" w:sz="18" w:space="8"/>
+        </w:pBdr>
+        <w:shd w:fill="EEF2F1" w:color="auto" w:val="clear"/>
+        <w:bidi/>
+        <w:spacing w:after="140" w:before="0" w:line="300"/>
+      </w:pPr>
+      <w:r>
+        <w:rPr>
+          <w:rFonts w:ascii="Arial" w:cs="Arial" w:eastAsia="Arial" w:hAnsi="Arial"/>
+          <w:b/>
+          <w:bCs/>
+          <w:i w:val="false"/>
+          <w:color w:val="555555"/>
+          <w:sz w:val="22"/>
+          <w:szCs w:val="22"/>
+          <w:rtl/>
+        </w:rPr>
+        <w:t xml:space="preserve">على الشاشة / اعمل:  </w:t>
+      </w:r>
+      <w:r>
+        <w:rPr>
+          <w:rFonts w:ascii="Arial" w:cs="Arial" w:eastAsia="Arial" w:hAnsi="Arial"/>
+          <w:b w:val="false"/>
+          <w:i w:val="false"/>
+          <w:sz w:val="23"/>
+          <w:szCs w:val="23"/>
+          <w:rtl/>
+        </w:rPr>
+        <w:t xml:space="preserve">وهو شغال، علّق زي معلق الماتشات بهدوء: «شايفين؟ بيدوّر على الصفوف الفاضية… حذف… لسه فيه واحد تحت… ظبط العرض…». ده بيخلّي القاعة مركّزة ومستمتعة.</w:t>
+      </w:r>
+    </w:p>
+    <w:p>
+      <w:pPr>
+        <w:keepNext w:val="false"/>
+        <w:keepLines/>
+        <w:pBdr>
+          <w:right w:val="single" w:color="9A5B12" w:sz="18" w:space="8"/>
+        </w:pBdr>
+        <w:shd w:fill="FBF3E4" w:color="auto" w:val="clear"/>
+        <w:bidi/>
+        <w:spacing w:after="140" w:before="0" w:line="300"/>
+      </w:pPr>
+      <w:r>
+        <w:rPr>
+          <w:rFonts w:ascii="Arial" w:cs="Arial" w:eastAsia="Arial" w:hAnsi="Arial"/>
+          <w:b/>
+          <w:bCs/>
+          <w:i w:val="false"/>
+          <w:color w:val="9A5B12"/>
+          <w:sz w:val="22"/>
+          <w:szCs w:val="22"/>
+          <w:rtl/>
+        </w:rPr>
+        <w:t xml:space="preserve">حيلة ذكية (التعليق الحي):  </w:t>
+      </w:r>
+      <w:r>
+        <w:rPr>
+          <w:rFonts w:ascii="Arial" w:cs="Arial" w:eastAsia="Arial" w:hAnsi="Arial"/>
+          <w:b w:val="false"/>
+          <w:i w:val="false"/>
+          <w:sz w:val="23"/>
+          <w:szCs w:val="23"/>
+          <w:rtl/>
+        </w:rPr>
+        <w:t xml:space="preserve">التعليق زي مباريات الكورة بيحوّل مهمة مملة لعرض، وبيخلّي القاعة تلاحظ كل خطوة يدوية، فتحس بعددها.</w:t>
       </w:r>
     </w:p>
     <w:p>
@@ -2996,6 +3367,78 @@
         <w:keepNext w:val="false"/>
         <w:keepLines/>
         <w:pBdr>
+          <w:right w:val="single" w:color="555555" w:sz="18" w:space="8"/>
+        </w:pBdr>
+        <w:shd w:fill="EEF2F1" w:color="auto" w:val="clear"/>
+        <w:bidi/>
+        <w:spacing w:after="140" w:before="0" w:line="300"/>
+      </w:pPr>
+      <w:r>
+        <w:rPr>
+          <w:rFonts w:ascii="Arial" w:cs="Arial" w:eastAsia="Arial" w:hAnsi="Arial"/>
+          <w:b/>
+          <w:bCs/>
+          <w:i w:val="false"/>
+          <w:color w:val="555555"/>
+          <w:sz w:val="22"/>
+          <w:szCs w:val="22"/>
+          <w:rtl/>
+        </w:rPr>
+        <w:t xml:space="preserve">على الشاشة / اعمل:  </w:t>
+      </w:r>
+      <w:r>
+        <w:rPr>
+          <w:rFonts w:ascii="Arial" w:cs="Arial" w:eastAsia="Arial" w:hAnsi="Arial"/>
+          <w:b w:val="false"/>
+          <w:i w:val="false"/>
+          <w:sz w:val="23"/>
+          <w:szCs w:val="23"/>
+          <w:rtl/>
+        </w:rPr>
+        <w:t xml:space="preserve">افتح ملف المتطوع وملف الماكرو جنب بعض. لو المتطوع نسي صف فاضي أو ماكملش الترتيب (بيحصل كتير تحت الضغط)، شاور عليه بلطف.</w:t>
+      </w:r>
+    </w:p>
+    <w:p>
+      <w:pPr>
+        <w:keepNext w:val="false"/>
+        <w:keepLines/>
+        <w:pBdr>
+          <w:right w:val="single" w:color="0E4F4B" w:sz="18" w:space="8"/>
+        </w:pBdr>
+        <w:shd w:fill="FFFFFF" w:color="auto" w:val="clear"/>
+        <w:bidi/>
+        <w:spacing w:after="140" w:before="0" w:line="300"/>
+      </w:pPr>
+      <w:r>
+        <w:rPr>
+          <w:rFonts w:ascii="Arial" w:cs="Arial" w:eastAsia="Arial" w:hAnsi="Arial"/>
+          <w:b/>
+          <w:bCs/>
+          <w:i w:val="false"/>
+          <w:color w:val="0E4F4B"/>
+          <w:sz w:val="22"/>
+          <w:szCs w:val="22"/>
+          <w:rtl/>
+        </w:rPr>
+        <w:t xml:space="preserve">تقول:  </w:t>
+      </w:r>
+      <w:r>
+        <w:rPr>
+          <w:rFonts w:ascii="Arial" w:cs="Arial" w:eastAsia="Arial" w:hAnsi="Arial"/>
+          <w:b w:val="false"/>
+          <w:i w:val="false"/>
+          <w:sz w:val="23"/>
+          <w:szCs w:val="23"/>
+          <w:rtl/>
+        </w:rPr>
+        <w:t xml:space="preserve">ده مش لأنه مش شاطر. ده لأنه إنسان تحت ضغط. وده بيحصل لكل واحد فينا آخر يوم الخميس.</w:t>
+      </w:r>
+    </w:p>
+    <w:p>
+      <w:pPr>
+        <w:keepNext w:val="false"/>
+        <w:keepLines/>
+        <w:pBdr>
           <w:right w:val="single" w:color="9A5B12" w:sz="18" w:space="8"/>
         </w:pBdr>
         <w:shd w:fill="FBF3E4" w:color="auto" w:val="clear"/>
@@ -3165,6 +3608,115 @@
     </w:p>
     <w:p>
       <w:pPr>
+        <w:keepNext w:val="false"/>
+        <w:keepLines/>
+        <w:pBdr>
+          <w:right w:val="single" w:color="1D3A6B" w:sz="18" w:space="8"/>
+        </w:pBdr>
+        <w:shd w:fill="EEF1F8" w:color="auto" w:val="clear"/>
+        <w:bidi/>
+        <w:spacing w:after="140" w:before="0" w:line="300"/>
+      </w:pPr>
+      <w:r>
+        <w:rPr>
+          <w:rFonts w:ascii="Arial" w:cs="Arial" w:eastAsia="Arial" w:hAnsi="Arial"/>
+          <w:b/>
+          <w:bCs/>
+          <w:i w:val="false"/>
+          <w:color w:val="1D3A6B"/>
+          <w:sz w:val="22"/>
+          <w:szCs w:val="22"/>
+          <w:rtl/>
+        </w:rPr>
+        <w:t xml:space="preserve">اسأل القاعة:  </w:t>
+      </w:r>
+      <w:r>
+        <w:rPr>
+          <w:rFonts w:ascii="Arial" w:cs="Arial" w:eastAsia="Arial" w:hAnsi="Arial"/>
+          <w:b/>
+          <w:bCs/>
+          <w:i w:val="false"/>
+          <w:sz w:val="23"/>
+          <w:szCs w:val="23"/>
+          <w:rtl/>
+        </w:rPr>
+        <w:t xml:space="preserve">ومين فيكم مرة نسخ معادلة من النت ومافهمهاش، وخاف يلمسها بعد كده؟</w:t>
+      </w:r>
+    </w:p>
+    <w:p>
+      <w:pPr>
+        <w:keepNext w:val="false"/>
+        <w:keepLines/>
+        <w:pBdr>
+          <w:right w:val="single" w:color="1D3A6B" w:sz="18" w:space="8"/>
+        </w:pBdr>
+        <w:shd w:fill="EEF1F8" w:color="auto" w:val="clear"/>
+        <w:bidi/>
+        <w:spacing w:after="140" w:before="0" w:line="300"/>
+      </w:pPr>
+      <w:r>
+        <w:rPr>
+          <w:rFonts w:ascii="Arial" w:cs="Arial" w:eastAsia="Arial" w:hAnsi="Arial"/>
+          <w:b/>
+          <w:bCs/>
+          <w:i w:val="false"/>
+          <w:color w:val="1D3A6B"/>
+          <w:sz w:val="22"/>
+          <w:szCs w:val="22"/>
+          <w:rtl/>
+        </w:rPr>
+        <w:t xml:space="preserve">إجابات متوقعة:  </w:t>
+      </w:r>
+      <w:r>
+        <w:rPr>
+          <w:rFonts w:ascii="Arial" w:cs="Arial" w:eastAsia="Arial" w:hAnsi="Arial"/>
+          <w:b w:val="false"/>
+          <w:i w:val="false"/>
+          <w:sz w:val="23"/>
+          <w:szCs w:val="23"/>
+          <w:rtl/>
+        </w:rPr>
+        <w:t xml:space="preserve">ضحك، وإيدين كتير</w:t>
+      </w:r>
+    </w:p>
+    <w:p>
+      <w:pPr>
+        <w:keepNext w:val="false"/>
+        <w:keepLines/>
+        <w:pBdr>
+          <w:right w:val="single" w:color="0E4F4B" w:sz="18" w:space="8"/>
+        </w:pBdr>
+        <w:shd w:fill="FFFFFF" w:color="auto" w:val="clear"/>
+        <w:bidi/>
+        <w:spacing w:after="140" w:before="0" w:line="300"/>
+      </w:pPr>
+      <w:r>
+        <w:rPr>
+          <w:rFonts w:ascii="Arial" w:cs="Arial" w:eastAsia="Arial" w:hAnsi="Arial"/>
+          <w:b/>
+          <w:bCs/>
+          <w:i w:val="false"/>
+          <w:color w:val="0E4F4B"/>
+          <w:sz w:val="22"/>
+          <w:szCs w:val="22"/>
+          <w:rtl/>
+        </w:rPr>
+        <w:t xml:space="preserve">وبعدها تقول:  </w:t>
+      </w:r>
+      <w:r>
+        <w:rPr>
+          <w:rFonts w:ascii="Arial" w:cs="Arial" w:eastAsia="Arial" w:hAnsi="Arial"/>
+          <w:b w:val="false"/>
+          <w:i w:val="false"/>
+          <w:sz w:val="23"/>
+          <w:szCs w:val="23"/>
+          <w:rtl/>
+        </w:rPr>
+        <w:t xml:space="preserve">النهارده هنخلّص من الخوف ده.</w:t>
+      </w:r>
+    </w:p>
+    <w:p>
+      <w:pPr>
         <w:pStyle w:val="Heading2"/>
         <w:keepNext/>
         <w:bidi/>
@@ -3348,6 +3900,78 @@
     </w:p>
     <w:p>
       <w:pPr>
+        <w:keepNext w:val="false"/>
+        <w:keepLines/>
+        <w:pBdr>
+          <w:right w:val="single" w:color="555555" w:sz="18" w:space="8"/>
+        </w:pBdr>
+        <w:shd w:fill="EEF2F1" w:color="auto" w:val="clear"/>
+        <w:bidi/>
+        <w:spacing w:after="140" w:before="0" w:line="300"/>
+      </w:pPr>
+      <w:r>
+        <w:rPr>
+          <w:rFonts w:ascii="Arial" w:cs="Arial" w:eastAsia="Arial" w:hAnsi="Arial"/>
+          <w:b/>
+          <w:bCs/>
+          <w:i w:val="false"/>
+          <w:color w:val="555555"/>
+          <w:sz w:val="22"/>
+          <w:szCs w:val="22"/>
+          <w:rtl/>
+        </w:rPr>
+        <w:t xml:space="preserve">على الشاشة / اعمل:  </w:t>
+      </w:r>
+      <w:r>
+        <w:rPr>
+          <w:rFonts w:ascii="Arial" w:cs="Arial" w:eastAsia="Arial" w:hAnsi="Arial"/>
+          <w:b w:val="false"/>
+          <w:i w:val="false"/>
+          <w:sz w:val="23"/>
+          <w:szCs w:val="23"/>
+          <w:rtl/>
+        </w:rPr>
+        <w:t xml:space="preserve">جرّب نفس الطلب تاني بس بصيغة ضعيفة: «عايز معادلة تجمع مبيعات إسكندرية في سبتمبر». وريهم إنه افترض أعمدة غلط أو سأل أسئلة كتير.</w:t>
+      </w:r>
+    </w:p>
+    <w:p>
+      <w:pPr>
+        <w:keepNext w:val="false"/>
+        <w:keepLines/>
+        <w:pBdr>
+          <w:right w:val="single" w:color="0E4F4B" w:sz="18" w:space="8"/>
+        </w:pBdr>
+        <w:shd w:fill="FFFFFF" w:color="auto" w:val="clear"/>
+        <w:bidi/>
+        <w:spacing w:after="140" w:before="0" w:line="300"/>
+      </w:pPr>
+      <w:r>
+        <w:rPr>
+          <w:rFonts w:ascii="Arial" w:cs="Arial" w:eastAsia="Arial" w:hAnsi="Arial"/>
+          <w:b/>
+          <w:bCs/>
+          <w:i w:val="false"/>
+          <w:color w:val="0E4F4B"/>
+          <w:sz w:val="22"/>
+          <w:szCs w:val="22"/>
+          <w:rtl/>
+        </w:rPr>
+        <w:t xml:space="preserve">تقول:  </w:t>
+      </w:r>
+      <w:r>
+        <w:rPr>
+          <w:rFonts w:ascii="Arial" w:cs="Arial" w:eastAsia="Arial" w:hAnsi="Arial"/>
+          <w:b w:val="false"/>
+          <w:i w:val="false"/>
+          <w:sz w:val="23"/>
+          <w:szCs w:val="23"/>
+          <w:rtl/>
+        </w:rPr>
+        <w:t xml:space="preserve">نفس الطلب، بس من غير أسماء الأعمدة: المعادلة طلعت على أعمدة هو اخترعها. لو لصقتها في ملفكم، هتطلع صفر أو خطأ، وهتقولوا «الذكاء الاصطناعي مابيفهمش». لأ، هو فاهم. إحنا اللي ماوصفناش.</w:t>
+      </w:r>
+    </w:p>
+    <w:p>
+      <w:pPr>
         <w:pStyle w:val="Heading2"/>
         <w:keepNext/>
         <w:bidi/>
@@ -3615,6 +4239,78 @@
           <w:rtl/>
         </w:rPr>
         <w:t xml:space="preserve">اعرض الشرح والنسخة الأبسط (غالبًا بـ XLOOKUP أو IFS).</w:t>
+      </w:r>
+    </w:p>
+    <w:p>
+      <w:pPr>
+        <w:keepNext w:val="false"/>
+        <w:keepLines/>
+        <w:pBdr>
+          <w:right w:val="single" w:color="0E4F4B" w:sz="18" w:space="8"/>
+        </w:pBdr>
+        <w:shd w:fill="FFFFFF" w:color="auto" w:val="clear"/>
+        <w:bidi/>
+        <w:spacing w:after="140" w:before="0" w:line="300"/>
+      </w:pPr>
+      <w:r>
+        <w:rPr>
+          <w:rFonts w:ascii="Arial" w:cs="Arial" w:eastAsia="Arial" w:hAnsi="Arial"/>
+          <w:b/>
+          <w:bCs/>
+          <w:i w:val="false"/>
+          <w:color w:val="0E4F4B"/>
+          <w:sz w:val="22"/>
+          <w:szCs w:val="22"/>
+          <w:rtl/>
+        </w:rPr>
+        <w:t xml:space="preserve">تقول:  </w:t>
+      </w:r>
+      <w:r>
+        <w:rPr>
+          <w:rFonts w:ascii="Arial" w:cs="Arial" w:eastAsia="Arial" w:hAnsi="Arial"/>
+          <w:b w:val="false"/>
+          <w:i w:val="false"/>
+          <w:sz w:val="23"/>
+          <w:szCs w:val="23"/>
+          <w:rtl/>
+        </w:rPr>
+        <w:t xml:space="preserve">ولاحظوا حاجة مهمة في الشرح: قال «المعادلة دي بتغلط لو المبيعات أكتر من ١٥٠ ألف لأنها بتضيف ١٠٠٠ مكافأة». يعني فيه قاعدة مخفية جوه المعادلة، يمكن محدش في القسم فاكرها. تخيلوا كام قاعدة زي دي مستخبية في ملفاتكم.</w:t>
+      </w:r>
+    </w:p>
+    <w:p>
+      <w:pPr>
+        <w:keepNext w:val="false"/>
+        <w:keepLines/>
+        <w:pBdr>
+          <w:right w:val="single" w:color="9A5B12" w:sz="18" w:space="8"/>
+        </w:pBdr>
+        <w:shd w:fill="FBF3E4" w:color="auto" w:val="clear"/>
+        <w:bidi/>
+        <w:spacing w:after="140" w:before="0" w:line="300"/>
+      </w:pPr>
+      <w:r>
+        <w:rPr>
+          <w:rFonts w:ascii="Arial" w:cs="Arial" w:eastAsia="Arial" w:hAnsi="Arial"/>
+          <w:b/>
+          <w:bCs/>
+          <w:i w:val="false"/>
+          <w:color w:val="9A5B12"/>
+          <w:sz w:val="22"/>
+          <w:szCs w:val="22"/>
+          <w:rtl/>
+        </w:rPr>
+        <w:t xml:space="preserve">حيلة ذكية (الكنز المخفي):  </w:t>
+      </w:r>
+      <w:r>
+        <w:rPr>
+          <w:rFonts w:ascii="Arial" w:cs="Arial" w:eastAsia="Arial" w:hAnsi="Arial"/>
+          <w:b w:val="false"/>
+          <w:i w:val="false"/>
+          <w:sz w:val="23"/>
+          <w:szCs w:val="23"/>
+          <w:rtl/>
+        </w:rPr>
+        <w:t xml:space="preserve">اكتشاف «قاعدة مخفية» في معادلة قديمة بيحسسهم إن الأداة مش بس بتشرح، دي بتكشف أسرار الشغل. هيرجعوا مكاتبهم ويشرحوا كل ملف قديم عندهم.</w:t>
       </w:r>
     </w:p>
     <w:p>
@@ -4490,6 +5186,135 @@
     </w:p>
     <w:p>
       <w:pPr>
+        <w:pStyle w:val="Heading2"/>
+        <w:keepNext/>
+        <w:bidi/>
+        <w:spacing w:after="120" w:before="260" w:line="300"/>
+      </w:pPr>
+      <w:r>
+        <w:rPr>
+          <w:rFonts w:ascii="Arial" w:cs="Arial" w:eastAsia="Arial" w:hAnsi="Arial"/>
+          <w:b/>
+          <w:bCs/>
+          <w:i w:val="false"/>
+          <w:color w:val="9A5B12"/>
+          <w:sz w:val="28"/>
+          <w:szCs w:val="28"/>
+          <w:rtl/>
+        </w:rPr>
+        <w:t xml:space="preserve">تمرين سريع (٣ دقايق)</w:t>
+      </w:r>
+    </w:p>
+    <w:p>
+      <w:pPr>
+        <w:keepNext w:val="false"/>
+        <w:keepLines/>
+        <w:pBdr>
+          <w:right w:val="single" w:color="0E4F4B" w:sz="18" w:space="8"/>
+        </w:pBdr>
+        <w:shd w:fill="FFFFFF" w:color="auto" w:val="clear"/>
+        <w:bidi/>
+        <w:spacing w:after="140" w:before="0" w:line="300"/>
+      </w:pPr>
+      <w:r>
+        <w:rPr>
+          <w:rFonts w:ascii="Arial" w:cs="Arial" w:eastAsia="Arial" w:hAnsi="Arial"/>
+          <w:b/>
+          <w:bCs/>
+          <w:i w:val="false"/>
+          <w:color w:val="0E4F4B"/>
+          <w:sz w:val="22"/>
+          <w:szCs w:val="22"/>
+          <w:rtl/>
+        </w:rPr>
+        <w:t xml:space="preserve">تقول:  </w:t>
+      </w:r>
+      <w:r>
+        <w:rPr>
+          <w:rFonts w:ascii="Arial" w:cs="Arial" w:eastAsia="Arial" w:hAnsi="Arial"/>
+          <w:b w:val="false"/>
+          <w:i w:val="false"/>
+          <w:sz w:val="23"/>
+          <w:szCs w:val="23"/>
+          <w:rtl/>
+        </w:rPr>
+        <w:t xml:space="preserve">كل واحد يفتح ملفه، ويطلب معادلة واحدة بيحتاجها في شغله، بالصيغة الصح: أسماء الأعمدة وأرقامها والمطلوب. وبعدين يلصقها ويتأكد إنها اشتغلت.</w:t>
+      </w:r>
+    </w:p>
+    <w:p>
+      <w:pPr>
+        <w:keepNext w:val="false"/>
+        <w:keepLines/>
+        <w:pBdr>
+          <w:right w:val="single" w:color="555555" w:sz="18" w:space="8"/>
+        </w:pBdr>
+        <w:shd w:fill="EEF2F1" w:color="auto" w:val="clear"/>
+        <w:bidi/>
+        <w:spacing w:after="140" w:before="0" w:line="300"/>
+      </w:pPr>
+      <w:r>
+        <w:rPr>
+          <w:rFonts w:ascii="Arial" w:cs="Arial" w:eastAsia="Arial" w:hAnsi="Arial"/>
+          <w:b/>
+          <w:bCs/>
+          <w:i w:val="false"/>
+          <w:color w:val="555555"/>
+          <w:sz w:val="22"/>
+          <w:szCs w:val="22"/>
+          <w:rtl/>
+        </w:rPr>
+        <w:t xml:space="preserve">على الشاشة / اعمل:  </w:t>
+      </w:r>
+      <w:r>
+        <w:rPr>
+          <w:rFonts w:ascii="Arial" w:cs="Arial" w:eastAsia="Arial" w:hAnsi="Arial"/>
+          <w:b w:val="false"/>
+          <w:i w:val="false"/>
+          <w:sz w:val="23"/>
+          <w:szCs w:val="23"/>
+          <w:rtl/>
+        </w:rPr>
+        <w:t xml:space="preserve">لف بسرعة. اللي معادلته اشتغلت يرفع إيده. عدّهم بصوت عالي.</w:t>
+      </w:r>
+    </w:p>
+    <w:p>
+      <w:pPr>
+        <w:keepNext w:val="false"/>
+        <w:keepLines/>
+        <w:pBdr>
+          <w:right w:val="single" w:color="9A5B12" w:sz="18" w:space="8"/>
+        </w:pBdr>
+        <w:shd w:fill="FBF3E4" w:color="auto" w:val="clear"/>
+        <w:bidi/>
+        <w:spacing w:after="140" w:before="0" w:line="300"/>
+      </w:pPr>
+      <w:r>
+        <w:rPr>
+          <w:rFonts w:ascii="Arial" w:cs="Arial" w:eastAsia="Arial" w:hAnsi="Arial"/>
+          <w:b/>
+          <w:bCs/>
+          <w:i w:val="false"/>
+          <w:color w:val="9A5B12"/>
+          <w:sz w:val="22"/>
+          <w:szCs w:val="22"/>
+          <w:rtl/>
+        </w:rPr>
+        <w:t xml:space="preserve">حيلة ذكية (المكسب السريع قبل الصعب):  </w:t>
+      </w:r>
+      <w:r>
+        <w:rPr>
+          <w:rFonts w:ascii="Arial" w:cs="Arial" w:eastAsia="Arial" w:hAnsi="Arial"/>
+          <w:b w:val="false"/>
+          <w:i w:val="false"/>
+          <w:sz w:val="23"/>
+          <w:szCs w:val="23"/>
+          <w:rtl/>
+        </w:rPr>
+        <w:t xml:space="preserve">نجاح صغير في ٣ دقايق قبل جزء الماكرو (الأصعب) بيرفع الثقة. اللي نجح في المعادلة هيدخل الماكرو وهو حاسس إنه قادر.</w:t>
+      </w:r>
+    </w:p>
+    <w:p>
+      <w:pPr>
         <w:bidi/>
         <w:spacing w:after="100" w:before="0" w:line="300"/>
       </w:pPr>
@@ -4586,6 +5411,187 @@
           <w:rtl/>
         </w:rPr>
         <w:t xml:space="preserve">الماكرو ببساطة شريط تسجيل. بتدوس «تسجيل»، تعمل خطواتك، تدوس «إيقاف». وبعد كده إكسل يعيد نفس الخطوات بضغطة زر.</w:t>
+      </w:r>
+    </w:p>
+    <w:p>
+      <w:pPr>
+        <w:keepNext w:val="false"/>
+        <w:keepLines/>
+        <w:pBdr>
+          <w:right w:val="single" w:color="0E4F4B" w:sz="18" w:space="8"/>
+        </w:pBdr>
+        <w:shd w:fill="FFFFFF" w:color="auto" w:val="clear"/>
+        <w:bidi/>
+        <w:spacing w:after="140" w:before="0" w:line="300"/>
+      </w:pPr>
+      <w:r>
+        <w:rPr>
+          <w:rFonts w:ascii="Arial" w:cs="Arial" w:eastAsia="Arial" w:hAnsi="Arial"/>
+          <w:b/>
+          <w:bCs/>
+          <w:i w:val="false"/>
+          <w:color w:val="0E4F4B"/>
+          <w:sz w:val="22"/>
+          <w:szCs w:val="22"/>
+          <w:rtl/>
+        </w:rPr>
+        <w:t xml:space="preserve">تقول:  </w:t>
+      </w:r>
+      <w:r>
+        <w:rPr>
+          <w:rFonts w:ascii="Arial" w:cs="Arial" w:eastAsia="Arial" w:hAnsi="Arial"/>
+          <w:b w:val="false"/>
+          <w:i w:val="false"/>
+          <w:sz w:val="23"/>
+          <w:szCs w:val="23"/>
+          <w:rtl/>
+        </w:rPr>
+        <w:t xml:space="preserve">تشبيه: فاكرين شريط الكاسيت؟ بتدوس تسجيل وتتكلم، وبعدين تدوس تشغيل وتسمع نفس الكلام. الماكرو نفس الفكرة، بس بيسجل حركات إيدك في إكسل.</w:t>
+      </w:r>
+    </w:p>
+    <w:p>
+      <w:pPr>
+        <w:keepNext w:val="false"/>
+        <w:keepLines/>
+        <w:pBdr>
+          <w:right w:val="single" w:color="1D3A6B" w:sz="18" w:space="8"/>
+        </w:pBdr>
+        <w:shd w:fill="EEF1F8" w:color="auto" w:val="clear"/>
+        <w:bidi/>
+        <w:spacing w:after="140" w:before="0" w:line="300"/>
+      </w:pPr>
+      <w:r>
+        <w:rPr>
+          <w:rFonts w:ascii="Arial" w:cs="Arial" w:eastAsia="Arial" w:hAnsi="Arial"/>
+          <w:b/>
+          <w:bCs/>
+          <w:i w:val="false"/>
+          <w:color w:val="1D3A6B"/>
+          <w:sz w:val="22"/>
+          <w:szCs w:val="22"/>
+          <w:rtl/>
+        </w:rPr>
+        <w:t xml:space="preserve">اسأل القاعة:  </w:t>
+      </w:r>
+      <w:r>
+        <w:rPr>
+          <w:rFonts w:ascii="Arial" w:cs="Arial" w:eastAsia="Arial" w:hAnsi="Arial"/>
+          <w:b/>
+          <w:bCs/>
+          <w:i w:val="false"/>
+          <w:sz w:val="23"/>
+          <w:szCs w:val="23"/>
+          <w:rtl/>
+        </w:rPr>
+        <w:t xml:space="preserve">مين فيكم عمل ماكرو قبل كده؟</w:t>
+      </w:r>
+    </w:p>
+    <w:p>
+      <w:pPr>
+        <w:keepNext w:val="false"/>
+        <w:keepLines/>
+        <w:pBdr>
+          <w:right w:val="single" w:color="1D3A6B" w:sz="18" w:space="8"/>
+        </w:pBdr>
+        <w:shd w:fill="EEF1F8" w:color="auto" w:val="clear"/>
+        <w:bidi/>
+        <w:spacing w:after="140" w:before="0" w:line="300"/>
+      </w:pPr>
+      <w:r>
+        <w:rPr>
+          <w:rFonts w:ascii="Arial" w:cs="Arial" w:eastAsia="Arial" w:hAnsi="Arial"/>
+          <w:b/>
+          <w:bCs/>
+          <w:i w:val="false"/>
+          <w:color w:val="1D3A6B"/>
+          <w:sz w:val="22"/>
+          <w:szCs w:val="22"/>
+          <w:rtl/>
+        </w:rPr>
+        <w:t xml:space="preserve">إجابات متوقعة:  </w:t>
+      </w:r>
+      <w:r>
+        <w:rPr>
+          <w:rFonts w:ascii="Arial" w:cs="Arial" w:eastAsia="Arial" w:hAnsi="Arial"/>
+          <w:b w:val="false"/>
+          <w:i w:val="false"/>
+          <w:sz w:val="23"/>
+          <w:szCs w:val="23"/>
+          <w:rtl/>
+        </w:rPr>
+        <w:t xml:space="preserve">واحد أو اتنين غالبًا</w:t>
+      </w:r>
+    </w:p>
+    <w:p>
+      <w:pPr>
+        <w:keepNext w:val="false"/>
+        <w:keepLines/>
+        <w:pBdr>
+          <w:right w:val="single" w:color="0E4F4B" w:sz="18" w:space="8"/>
+        </w:pBdr>
+        <w:shd w:fill="FFFFFF" w:color="auto" w:val="clear"/>
+        <w:bidi/>
+        <w:spacing w:after="140" w:before="0" w:line="300"/>
+      </w:pPr>
+      <w:r>
+        <w:rPr>
+          <w:rFonts w:ascii="Arial" w:cs="Arial" w:eastAsia="Arial" w:hAnsi="Arial"/>
+          <w:b/>
+          <w:bCs/>
+          <w:i w:val="false"/>
+          <w:color w:val="0E4F4B"/>
+          <w:sz w:val="22"/>
+          <w:szCs w:val="22"/>
+          <w:rtl/>
+        </w:rPr>
+        <w:t xml:space="preserve">وبعدها تقول:  </w:t>
+      </w:r>
+      <w:r>
+        <w:rPr>
+          <w:rFonts w:ascii="Arial" w:cs="Arial" w:eastAsia="Arial" w:hAnsi="Arial"/>
+          <w:b w:val="false"/>
+          <w:i w:val="false"/>
+          <w:sz w:val="23"/>
+          <w:szCs w:val="23"/>
+          <w:rtl/>
+        </w:rPr>
+        <w:t xml:space="preserve">ممتاز. إنتم هتبقوا مساعديني في القاعة النهارده. لو حد جنبكم وقف، ساعدوه.</w:t>
+      </w:r>
+    </w:p>
+    <w:p>
+      <w:pPr>
+        <w:keepNext w:val="false"/>
+        <w:keepLines/>
+        <w:pBdr>
+          <w:right w:val="single" w:color="9A5B12" w:sz="18" w:space="8"/>
+        </w:pBdr>
+        <w:shd w:fill="FBF3E4" w:color="auto" w:val="clear"/>
+        <w:bidi/>
+        <w:spacing w:after="140" w:before="0" w:line="300"/>
+      </w:pPr>
+      <w:r>
+        <w:rPr>
+          <w:rFonts w:ascii="Arial" w:cs="Arial" w:eastAsia="Arial" w:hAnsi="Arial"/>
+          <w:b/>
+          <w:bCs/>
+          <w:i w:val="false"/>
+          <w:color w:val="9A5B12"/>
+          <w:sz w:val="22"/>
+          <w:szCs w:val="22"/>
+          <w:rtl/>
+        </w:rPr>
+        <w:t xml:space="preserve">حيلة ذكية (تحويل الخبير لمساعد):  </w:t>
+      </w:r>
+      <w:r>
+        <w:rPr>
+          <w:rFonts w:ascii="Arial" w:cs="Arial" w:eastAsia="Arial" w:hAnsi="Arial"/>
+          <w:b w:val="false"/>
+          <w:i w:val="false"/>
+          <w:sz w:val="23"/>
+          <w:szCs w:val="23"/>
+          <w:rtl/>
+        </w:rPr>
+        <w:t xml:space="preserve">اللي عنده خبرة سابقة ممكن يزهق أو يحس إن الجلسة مش ليه. لما تديله دور «مساعد»، بتكسب اهتمامه وبتكسب إيدين زيادة في القاعة.</w:t>
       </w:r>
     </w:p>
     <w:p>
@@ -5194,6 +6200,78 @@
         <w:keepNext w:val="false"/>
         <w:keepLines/>
         <w:pBdr>
+          <w:right w:val="single" w:color="9B2C2C" w:sz="18" w:space="8"/>
+        </w:pBdr>
+        <w:shd w:fill="FBEAEA" w:color="auto" w:val="clear"/>
+        <w:bidi/>
+        <w:spacing w:after="140" w:before="0" w:line="300"/>
+      </w:pPr>
+      <w:r>
+        <w:rPr>
+          <w:rFonts w:ascii="Arial" w:cs="Arial" w:eastAsia="Arial" w:hAnsi="Arial"/>
+          <w:b/>
+          <w:bCs/>
+          <w:i w:val="false"/>
+          <w:color w:val="9B2C2C"/>
+          <w:sz w:val="22"/>
+          <w:szCs w:val="22"/>
+          <w:rtl/>
+        </w:rPr>
+        <w:t xml:space="preserve">لو حصل:  </w:t>
+      </w:r>
+      <w:r>
+        <w:rPr>
+          <w:rFonts w:ascii="Arial" w:cs="Arial" w:eastAsia="Arial" w:hAnsi="Arial"/>
+          <w:b w:val="false"/>
+          <w:i w:val="false"/>
+          <w:sz w:val="23"/>
+          <w:szCs w:val="23"/>
+          <w:rtl/>
+        </w:rPr>
+        <w:t xml:space="preserve">متدرب نسي يدوس «إيقاف التسجيل» وكمّل شغل: الماكرو هيسجل كل حاجة. قول له يوقف، ويمسح الماكرو (المطوّر ← وحدات الماكرو ← حذف)، ويسجل تاني. ده عادي جدًا.</w:t>
+      </w:r>
+    </w:p>
+    <w:p>
+      <w:pPr>
+        <w:keepNext w:val="false"/>
+        <w:keepLines/>
+        <w:pBdr>
+          <w:right w:val="single" w:color="9B2C2C" w:sz="18" w:space="8"/>
+        </w:pBdr>
+        <w:shd w:fill="FBEAEA" w:color="auto" w:val="clear"/>
+        <w:bidi/>
+        <w:spacing w:after="140" w:before="0" w:line="300"/>
+      </w:pPr>
+      <w:r>
+        <w:rPr>
+          <w:rFonts w:ascii="Arial" w:cs="Arial" w:eastAsia="Arial" w:hAnsi="Arial"/>
+          <w:b/>
+          <w:bCs/>
+          <w:i w:val="false"/>
+          <w:color w:val="9B2C2C"/>
+          <w:sz w:val="22"/>
+          <w:szCs w:val="22"/>
+          <w:rtl/>
+        </w:rPr>
+        <w:t xml:space="preserve">لو حصل:  </w:t>
+      </w:r>
+      <w:r>
+        <w:rPr>
+          <w:rFonts w:ascii="Arial" w:cs="Arial" w:eastAsia="Arial" w:hAnsi="Arial"/>
+          <w:b w:val="false"/>
+          <w:i w:val="false"/>
+          <w:sz w:val="23"/>
+          <w:szCs w:val="23"/>
+          <w:rtl/>
+        </w:rPr>
+        <w:t xml:space="preserve">متدرب اسم الماكرو فيه مسافة ورفض: الاسم لازم من غير مسافات. استخدم شرطة سفلية.</w:t>
+      </w:r>
+    </w:p>
+    <w:p>
+      <w:pPr>
+        <w:keepNext w:val="false"/>
+        <w:keepLines/>
+        <w:pBdr>
           <w:right w:val="single" w:color="9A5B12" w:sz="18" w:space="8"/>
         </w:pBdr>
         <w:shd w:fill="FBF3E4" w:color="auto" w:val="clear"/>
@@ -5320,6 +6398,138 @@
     </w:p>
     <w:p>
       <w:pPr>
+        <w:keepNext w:val="false"/>
+        <w:keepLines/>
+        <w:pBdr>
+          <w:right w:val="single" w:color="1D3A6B" w:sz="18" w:space="8"/>
+        </w:pBdr>
+        <w:shd w:fill="EEF1F8" w:color="auto" w:val="clear"/>
+        <w:bidi/>
+        <w:spacing w:after="140" w:before="0" w:line="300"/>
+      </w:pPr>
+      <w:r>
+        <w:rPr>
+          <w:rFonts w:ascii="Arial" w:cs="Arial" w:eastAsia="Arial" w:hAnsi="Arial"/>
+          <w:b/>
+          <w:bCs/>
+          <w:i w:val="false"/>
+          <w:color w:val="1D3A6B"/>
+          <w:sz w:val="22"/>
+          <w:szCs w:val="22"/>
+          <w:rtl/>
+        </w:rPr>
+        <w:t xml:space="preserve">اسأل القاعة:  </w:t>
+      </w:r>
+      <w:r>
+        <w:rPr>
+          <w:rFonts w:ascii="Arial" w:cs="Arial" w:eastAsia="Arial" w:hAnsi="Arial"/>
+          <w:b/>
+          <w:bCs/>
+          <w:i w:val="false"/>
+          <w:sz w:val="23"/>
+          <w:szCs w:val="23"/>
+          <w:rtl/>
+        </w:rPr>
+        <w:t xml:space="preserve">تخيلوا زميلكم اللي بيعمل التقرير ده في إجازة. مين كان هيعمله؟</w:t>
+      </w:r>
+    </w:p>
+    <w:p>
+      <w:pPr>
+        <w:keepNext/>
+        <w:keepLines/>
+        <w:pBdr>
+          <w:right w:val="single" w:color="1D3A6B" w:sz="18" w:space="8"/>
+        </w:pBdr>
+        <w:shd w:fill="EEF1F8" w:color="auto" w:val="clear"/>
+        <w:bidi/>
+        <w:spacing w:after="0" w:before="0" w:line="300"/>
+      </w:pPr>
+      <w:r>
+        <w:rPr>
+          <w:rFonts w:ascii="Arial" w:cs="Arial" w:eastAsia="Arial" w:hAnsi="Arial"/>
+          <w:b/>
+          <w:bCs/>
+          <w:i w:val="false"/>
+          <w:color w:val="1D3A6B"/>
+          <w:sz w:val="22"/>
+          <w:szCs w:val="22"/>
+          <w:rtl/>
+        </w:rPr>
+        <w:t xml:space="preserve">إجابات متوقعة:  </w:t>
+      </w:r>
+      <w:r>
+        <w:rPr>
+          <w:rFonts w:ascii="Arial" w:cs="Arial" w:eastAsia="Arial" w:hAnsi="Arial"/>
+          <w:b w:val="false"/>
+          <w:i w:val="false"/>
+          <w:sz w:val="23"/>
+          <w:szCs w:val="23"/>
+          <w:rtl/>
+        </w:rPr>
+        <w:t xml:space="preserve">محدش</w:t>
+      </w:r>
+    </w:p>
+    <w:p>
+      <w:pPr>
+        <w:keepNext w:val="false"/>
+        <w:keepLines/>
+        <w:pBdr>
+          <w:right w:val="single" w:color="1D3A6B" w:sz="18" w:space="8"/>
+        </w:pBdr>
+        <w:shd w:fill="EEF1F8" w:color="auto" w:val="clear"/>
+        <w:bidi/>
+        <w:spacing w:after="140" w:before="0" w:line="300"/>
+      </w:pPr>
+      <w:r>
+        <w:rPr>
+          <w:rFonts w:ascii="Arial" w:cs="Arial" w:eastAsia="Arial" w:hAnsi="Arial"/>
+          <w:b w:val="false"/>
+          <w:i w:val="false"/>
+          <w:sz w:val="23"/>
+          <w:szCs w:val="23"/>
+          <w:rtl/>
+        </w:rPr>
+        <w:t xml:space="preserve">كان هيستنى</w:t>
+      </w:r>
+    </w:p>
+    <w:p>
+      <w:pPr>
+        <w:keepNext w:val="false"/>
+        <w:keepLines/>
+        <w:pBdr>
+          <w:right w:val="single" w:color="0E4F4B" w:sz="18" w:space="8"/>
+        </w:pBdr>
+        <w:shd w:fill="FFFFFF" w:color="auto" w:val="clear"/>
+        <w:bidi/>
+        <w:spacing w:after="140" w:before="0" w:line="300"/>
+      </w:pPr>
+      <w:r>
+        <w:rPr>
+          <w:rFonts w:ascii="Arial" w:cs="Arial" w:eastAsia="Arial" w:hAnsi="Arial"/>
+          <w:b/>
+          <w:bCs/>
+          <w:i w:val="false"/>
+          <w:color w:val="0E4F4B"/>
+          <w:sz w:val="22"/>
+          <w:szCs w:val="22"/>
+          <w:rtl/>
+        </w:rPr>
+        <w:t xml:space="preserve">وبعدها تقول:  </w:t>
+      </w:r>
+      <w:r>
+        <w:rPr>
+          <w:rFonts w:ascii="Arial" w:cs="Arial" w:eastAsia="Arial" w:hAnsi="Arial"/>
+          <w:b w:val="false"/>
+          <w:i w:val="false"/>
+          <w:sz w:val="23"/>
+          <w:szCs w:val="23"/>
+          <w:rtl/>
+        </w:rPr>
+        <w:t xml:space="preserve">دلوقتي أي حد يدوس الزرار. ده معنى إن الشغل مايقفش على شخص واحد. هنرجعله بالتفصيل في جلسة النظام.</w:t>
+      </w:r>
+    </w:p>
+    <w:p>
+      <w:pPr>
         <w:pStyle w:val="Heading2"/>
         <w:keepNext/>
         <w:bidi/>
@@ -5681,6 +6891,42 @@
           <w:rtl/>
         </w:rPr>
         <w:t xml:space="preserve">المسجّل حلو، بس غبي. بيسجّل حركاتك بالظبط. لو الملف الجاي فيه صفوف أكتر، ممكن يبوظ. الذكاء الاصطناعي بيكتب كود فاهم، مش بيقلّد.</w:t>
+      </w:r>
+    </w:p>
+    <w:p>
+      <w:pPr>
+        <w:keepNext w:val="false"/>
+        <w:keepLines/>
+        <w:pBdr>
+          <w:right w:val="single" w:color="0E4F4B" w:sz="18" w:space="8"/>
+        </w:pBdr>
+        <w:shd w:fill="FFFFFF" w:color="auto" w:val="clear"/>
+        <w:bidi/>
+        <w:spacing w:after="140" w:before="0" w:line="300"/>
+      </w:pPr>
+      <w:r>
+        <w:rPr>
+          <w:rFonts w:ascii="Arial" w:cs="Arial" w:eastAsia="Arial" w:hAnsi="Arial"/>
+          <w:b/>
+          <w:bCs/>
+          <w:i w:val="false"/>
+          <w:color w:val="0E4F4B"/>
+          <w:sz w:val="22"/>
+          <w:szCs w:val="22"/>
+          <w:rtl/>
+        </w:rPr>
+        <w:t xml:space="preserve">تقول:  </w:t>
+      </w:r>
+      <w:r>
+        <w:rPr>
+          <w:rFonts w:ascii="Arial" w:cs="Arial" w:eastAsia="Arial" w:hAnsi="Arial"/>
+          <w:b w:val="false"/>
+          <w:i w:val="false"/>
+          <w:sz w:val="23"/>
+          <w:szCs w:val="23"/>
+          <w:rtl/>
+        </w:rPr>
+        <w:t xml:space="preserve">تشبيه: المسجّل زي ببغاء. بيعيد اللي سمعه بالظبط. لو الملف الجاي فيه ٥٠٠ صف بدل ٤٠٠، الببغاء هيقف عند ٤٠٠. الذكاء الاصطناعي زي موظف فهم الشغل: «أنظّف لحد آخر صف فيه بيانات، مهما كان عددهم».</w:t>
       </w:r>
     </w:p>
     <w:p>
@@ -6404,6 +7650,80 @@
         <w:keepNext w:val="false"/>
         <w:keepLines/>
         <w:pBdr>
+          <w:right w:val="single" w:color="0E4F4B" w:sz="18" w:space="8"/>
+        </w:pBdr>
+        <w:shd w:fill="FFFFFF" w:color="auto" w:val="clear"/>
+        <w:bidi/>
+        <w:spacing w:after="140" w:before="0" w:line="300"/>
+      </w:pPr>
+      <w:r>
+        <w:rPr>
+          <w:rFonts w:ascii="Arial" w:cs="Arial" w:eastAsia="Arial" w:hAnsi="Arial"/>
+          <w:b/>
+          <w:bCs/>
+          <w:i w:val="false"/>
+          <w:color w:val="0E4F4B"/>
+          <w:sz w:val="22"/>
+          <w:szCs w:val="22"/>
+          <w:rtl/>
+        </w:rPr>
+        <w:t xml:space="preserve">تقول:  </w:t>
+      </w:r>
+      <w:r>
+        <w:rPr>
+          <w:rFonts w:ascii="Arial" w:cs="Arial" w:eastAsia="Arial" w:hAnsi="Arial"/>
+          <w:b w:val="false"/>
+          <w:i w:val="false"/>
+          <w:sz w:val="23"/>
+          <w:szCs w:val="23"/>
+          <w:rtl/>
+        </w:rPr>
+        <w:t xml:space="preserve">خلّوني أقف هنا: أنا مش هقرا الكود. ولا إنتم محتاجين تقروه. بس بصوا على الأسطر الخضرا اللي بتبدأ بعلامة الفاصلة العليا. دي شرح بالكلام العادي لكل جزء. لو طلبت منه يشرح، هيكتبها.</w:t>
+      </w:r>
+    </w:p>
+    <w:p>
+      <w:pPr>
+        <w:keepNext w:val="false"/>
+        <w:keepLines/>
+        <w:pBdr>
+          <w:right w:val="single" w:color="555555" w:sz="18" w:space="8"/>
+        </w:pBdr>
+        <w:shd w:fill="F5F5F5" w:color="auto" w:val="clear"/>
+        <w:bidi/>
+        <w:spacing w:after="140" w:before="0" w:line="300"/>
+      </w:pPr>
+      <w:r>
+        <w:rPr>
+          <w:rFonts w:ascii="Arial" w:cs="Arial" w:eastAsia="Arial" w:hAnsi="Arial"/>
+          <w:b/>
+          <w:bCs/>
+          <w:i w:val="false"/>
+          <w:color w:val="555555"/>
+          <w:sz w:val="22"/>
+          <w:szCs w:val="22"/>
+          <w:rtl/>
+        </w:rPr>
+        <w:t xml:space="preserve">ملحوظة ليك:  </w:t>
+      </w:r>
+      <w:r>
+        <w:rPr>
+          <w:rFonts w:ascii="Arial" w:cs="Arial" w:eastAsia="Arial" w:hAnsi="Arial"/>
+          <w:b w:val="false"/>
+          <w:i/>
+          <w:iCs/>
+          <w:color w:val="555555"/>
+          <w:sz w:val="23"/>
+          <w:szCs w:val="23"/>
+          <w:rtl/>
+        </w:rPr>
+        <w:t xml:space="preserve">لو الكود مافيهوش شرح جوه، اطلب منه قدامهم: «ضيف تعليقات بالعربي تشرح كل جزء». ده بيطمنهم جدًا.</w:t>
+      </w:r>
+    </w:p>
+    <w:p>
+      <w:pPr>
+        <w:keepNext w:val="false"/>
+        <w:keepLines/>
+        <w:pBdr>
           <w:right w:val="single" w:color="555555" w:sz="18" w:space="8"/>
         </w:pBdr>
         <w:shd w:fill="EEF2F1" w:color="auto" w:val="clear"/>
@@ -6526,6 +7846,79 @@
           <w:rtl/>
         </w:rPr>
         <w:t xml:space="preserve">مقارنة: المسجّل ضد الذكاء الاصطناعي</w:t>
+      </w:r>
+    </w:p>
+    <w:p>
+      <w:pPr>
+        <w:keepNext w:val="false"/>
+        <w:keepLines/>
+        <w:pBdr>
+          <w:right w:val="single" w:color="5B2A45" w:sz="18" w:space="8"/>
+        </w:pBdr>
+        <w:shd w:fill="F6EEF3" w:color="auto" w:val="clear"/>
+        <w:bidi/>
+        <w:spacing w:after="140" w:before="0" w:line="300"/>
+      </w:pPr>
+      <w:r>
+        <w:rPr>
+          <w:rFonts w:ascii="Arial" w:cs="Arial" w:eastAsia="Arial" w:hAnsi="Arial"/>
+          <w:b/>
+          <w:bCs/>
+          <w:i w:val="false"/>
+          <w:color w:val="5B2A45"/>
+          <w:sz w:val="22"/>
+          <w:szCs w:val="22"/>
+          <w:rtl/>
+        </w:rPr>
+        <w:t xml:space="preserve">لو اتسألت:  </w:t>
+      </w:r>
+      <w:r>
+        <w:rPr>
+          <w:rFonts w:ascii="Arial" w:cs="Arial" w:eastAsia="Arial" w:hAnsi="Arial"/>
+          <w:b/>
+          <w:bCs/>
+          <w:i w:val="false"/>
+          <w:sz w:val="23"/>
+          <w:szCs w:val="23"/>
+          <w:rtl/>
+        </w:rPr>
+        <w:t xml:space="preserve">يعني مسجّل الماكرو مالوش لازمة؟</w:t>
+      </w:r>
+    </w:p>
+    <w:p>
+      <w:pPr>
+        <w:keepNext w:val="false"/>
+        <w:keepLines/>
+        <w:pBdr>
+          <w:right w:val="single" w:color="5B2A45" w:sz="18" w:space="8"/>
+        </w:pBdr>
+        <w:shd w:fill="F6EEF3" w:color="auto" w:val="clear"/>
+        <w:bidi/>
+        <w:spacing w:after="140" w:before="0" w:line="300"/>
+      </w:pPr>
+      <w:r>
+        <w:rPr>
+          <w:rFonts w:ascii="Arial" w:cs="Arial" w:eastAsia="Arial" w:hAnsi="Arial"/>
+          <w:b/>
+          <w:bCs/>
+          <w:i w:val="false"/>
+          <w:color w:val="5B2A45"/>
+          <w:sz w:val="22"/>
+          <w:szCs w:val="22"/>
+          <w:rtl/>
+        </w:rPr>
+        <w:t xml:space="preserve">ترد:  </w:t>
+      </w:r>
+      <w:r>
+        <w:rPr>
+          <w:rFonts w:ascii="Arial" w:cs="Arial" w:eastAsia="Arial" w:hAnsi="Arial"/>
+          <w:b w:val="false"/>
+          <w:i w:val="false"/>
+          <w:sz w:val="23"/>
+          <w:szCs w:val="23"/>
+          <w:rtl/>
+        </w:rPr>
+        <w:t xml:space="preserve">ليه لازمة: أسرع طريقة لمهمة بسيطة ثابتة، وكمان بيوريك اسم الأمر اللي عايزه، فتقدر تقول للذكاء الاصطناعي «زي الماكرو ده بس خليه مرن».</w:t>
       </w:r>
     </w:p>
     <w:tbl>
@@ -7320,6 +8713,78 @@
         <w:keepNext w:val="false"/>
         <w:keepLines/>
         <w:pBdr>
+          <w:right w:val="single" w:color="555555" w:sz="18" w:space="8"/>
+        </w:pBdr>
+        <w:shd w:fill="EEF2F1" w:color="auto" w:val="clear"/>
+        <w:bidi/>
+        <w:spacing w:after="140" w:before="0" w:line="300"/>
+      </w:pPr>
+      <w:r>
+        <w:rPr>
+          <w:rFonts w:ascii="Arial" w:cs="Arial" w:eastAsia="Arial" w:hAnsi="Arial"/>
+          <w:b/>
+          <w:bCs/>
+          <w:i w:val="false"/>
+          <w:color w:val="555555"/>
+          <w:sz w:val="22"/>
+          <w:szCs w:val="22"/>
+          <w:rtl/>
+        </w:rPr>
+        <w:t xml:space="preserve">على الشاشة / اعمل:  </w:t>
+      </w:r>
+      <w:r>
+        <w:rPr>
+          <w:rFonts w:ascii="Arial" w:cs="Arial" w:eastAsia="Arial" w:hAnsi="Arial"/>
+          <w:b w:val="false"/>
+          <w:i w:val="false"/>
+          <w:sz w:val="23"/>
+          <w:szCs w:val="23"/>
+          <w:rtl/>
+        </w:rPr>
+        <w:t xml:space="preserve">خلّي وشك يبان عليه القلق شوية، وسكت ٣ ثواني. السكوت هنا مقصود.</w:t>
+      </w:r>
+    </w:p>
+    <w:p>
+      <w:pPr>
+        <w:keepNext w:val="false"/>
+        <w:keepLines/>
+        <w:pBdr>
+          <w:right w:val="single" w:color="9A5B12" w:sz="18" w:space="8"/>
+        </w:pBdr>
+        <w:shd w:fill="FBF3E4" w:color="auto" w:val="clear"/>
+        <w:bidi/>
+        <w:spacing w:after="140" w:before="0" w:line="300"/>
+      </w:pPr>
+      <w:r>
+        <w:rPr>
+          <w:rFonts w:ascii="Arial" w:cs="Arial" w:eastAsia="Arial" w:hAnsi="Arial"/>
+          <w:b/>
+          <w:bCs/>
+          <w:i w:val="false"/>
+          <w:color w:val="9A5B12"/>
+          <w:sz w:val="22"/>
+          <w:szCs w:val="22"/>
+          <w:rtl/>
+        </w:rPr>
+        <w:t xml:space="preserve">حيلة ذكية (الصمت الدرامي):  </w:t>
+      </w:r>
+      <w:r>
+        <w:rPr>
+          <w:rFonts w:ascii="Arial" w:cs="Arial" w:eastAsia="Arial" w:hAnsi="Arial"/>
+          <w:b w:val="false"/>
+          <w:i w:val="false"/>
+          <w:sz w:val="23"/>
+          <w:szCs w:val="23"/>
+          <w:rtl/>
+        </w:rPr>
+        <w:t xml:space="preserve">٣ ثواني سكوت بعد المفاجأة بتخلّي القاعة كلها تحس باللحظة. ماتكسرش الصمت بسرعة.</w:t>
+      </w:r>
+    </w:p>
+    <w:p>
+      <w:pPr>
+        <w:keepNext w:val="false"/>
+        <w:keepLines/>
+        <w:pBdr>
           <w:right w:val="single" w:color="1D3A6B" w:sz="18" w:space="8"/>
         </w:pBdr>
         <w:shd w:fill="EEF1F8" w:color="auto" w:val="clear"/>
@@ -7717,6 +9182,296 @@
           <w:rtl/>
         </w:rPr>
         <w:t xml:space="preserve">تشبيه: الوحدات الصغيرة زي لمبات في البيت كل واحدة على مفتاح. لو واحدة اتحرقت، بتغيّرها. الوحش الضخم زي بيت كله على مفتاح واحد، ولو باظ البيت كله يضلم.</w:t>
+      </w:r>
+    </w:p>
+    <w:p>
+      <w:pPr>
+        <w:keepNext w:val="false"/>
+        <w:keepLines/>
+        <w:pBdr>
+          <w:right w:val="single" w:color="0E4F4B" w:sz="18" w:space="8"/>
+        </w:pBdr>
+        <w:shd w:fill="FFFFFF" w:color="auto" w:val="clear"/>
+        <w:bidi/>
+        <w:spacing w:after="140" w:before="0" w:line="300"/>
+      </w:pPr>
+      <w:r>
+        <w:rPr>
+          <w:rFonts w:ascii="Arial" w:cs="Arial" w:eastAsia="Arial" w:hAnsi="Arial"/>
+          <w:b/>
+          <w:bCs/>
+          <w:i w:val="false"/>
+          <w:color w:val="0E4F4B"/>
+          <w:sz w:val="22"/>
+          <w:szCs w:val="22"/>
+          <w:rtl/>
+        </w:rPr>
+        <w:t xml:space="preserve">تقول:  </w:t>
+      </w:r>
+      <w:r>
+        <w:rPr>
+          <w:rFonts w:ascii="Arial" w:cs="Arial" w:eastAsia="Arial" w:hAnsi="Arial"/>
+          <w:b w:val="false"/>
+          <w:i w:val="false"/>
+          <w:sz w:val="23"/>
+          <w:szCs w:val="23"/>
+          <w:rtl/>
+        </w:rPr>
+        <w:t xml:space="preserve">وعشان كده طلبت منكم نسخة من أول الجلسة. دلوقتي فهمتوا ليه.</w:t>
+      </w:r>
+    </w:p>
+    <w:p>
+      <w:pPr>
+        <w:keepNext w:val="false"/>
+        <w:keepLines/>
+        <w:pBdr>
+          <w:right w:val="single" w:color="1D3A6B" w:sz="18" w:space="8"/>
+        </w:pBdr>
+        <w:shd w:fill="EEF1F8" w:color="auto" w:val="clear"/>
+        <w:bidi/>
+        <w:spacing w:after="140" w:before="0" w:line="300"/>
+      </w:pPr>
+      <w:r>
+        <w:rPr>
+          <w:rFonts w:ascii="Arial" w:cs="Arial" w:eastAsia="Arial" w:hAnsi="Arial"/>
+          <w:b/>
+          <w:bCs/>
+          <w:i w:val="false"/>
+          <w:color w:val="1D3A6B"/>
+          <w:sz w:val="22"/>
+          <w:szCs w:val="22"/>
+          <w:rtl/>
+        </w:rPr>
+        <w:t xml:space="preserve">اسأل القاعة:  </w:t>
+      </w:r>
+      <w:r>
+        <w:rPr>
+          <w:rFonts w:ascii="Arial" w:cs="Arial" w:eastAsia="Arial" w:hAnsi="Arial"/>
+          <w:b/>
+          <w:bCs/>
+          <w:i w:val="false"/>
+          <w:sz w:val="23"/>
+          <w:szCs w:val="23"/>
+          <w:rtl/>
+        </w:rPr>
+        <w:t xml:space="preserve">يعني قبل ما تشغل أي ماكرو لأول مرة، تعمل إيه؟</w:t>
+      </w:r>
+    </w:p>
+    <w:p>
+      <w:pPr>
+        <w:keepNext w:val="false"/>
+        <w:keepLines/>
+        <w:pBdr>
+          <w:right w:val="single" w:color="1D3A6B" w:sz="18" w:space="8"/>
+        </w:pBdr>
+        <w:shd w:fill="EEF1F8" w:color="auto" w:val="clear"/>
+        <w:bidi/>
+        <w:spacing w:after="140" w:before="0" w:line="300"/>
+      </w:pPr>
+      <w:r>
+        <w:rPr>
+          <w:rFonts w:ascii="Arial" w:cs="Arial" w:eastAsia="Arial" w:hAnsi="Arial"/>
+          <w:b/>
+          <w:bCs/>
+          <w:i w:val="false"/>
+          <w:color w:val="1D3A6B"/>
+          <w:sz w:val="22"/>
+          <w:szCs w:val="22"/>
+          <w:rtl/>
+        </w:rPr>
+        <w:t xml:space="preserve">إجابات متوقعة:  </w:t>
+      </w:r>
+      <w:r>
+        <w:rPr>
+          <w:rFonts w:ascii="Arial" w:cs="Arial" w:eastAsia="Arial" w:hAnsi="Arial"/>
+          <w:b w:val="false"/>
+          <w:i w:val="false"/>
+          <w:sz w:val="23"/>
+          <w:szCs w:val="23"/>
+          <w:rtl/>
+        </w:rPr>
+        <w:t xml:space="preserve">نسخة!</w:t>
+      </w:r>
+    </w:p>
+    <w:p>
+      <w:pPr>
+        <w:keepNext w:val="false"/>
+        <w:keepLines/>
+        <w:pBdr>
+          <w:right w:val="single" w:color="0E4F4B" w:sz="18" w:space="8"/>
+        </w:pBdr>
+        <w:shd w:fill="FFFFFF" w:color="auto" w:val="clear"/>
+        <w:bidi/>
+        <w:spacing w:after="140" w:before="0" w:line="300"/>
+      </w:pPr>
+      <w:r>
+        <w:rPr>
+          <w:rFonts w:ascii="Arial" w:cs="Arial" w:eastAsia="Arial" w:hAnsi="Arial"/>
+          <w:b/>
+          <w:bCs/>
+          <w:i w:val="false"/>
+          <w:color w:val="0E4F4B"/>
+          <w:sz w:val="22"/>
+          <w:szCs w:val="22"/>
+          <w:rtl/>
+        </w:rPr>
+        <w:t xml:space="preserve">وبعدها تقول:  </w:t>
+      </w:r>
+      <w:r>
+        <w:rPr>
+          <w:rFonts w:ascii="Arial" w:cs="Arial" w:eastAsia="Arial" w:hAnsi="Arial"/>
+          <w:b w:val="false"/>
+          <w:i w:val="false"/>
+          <w:sz w:val="23"/>
+          <w:szCs w:val="23"/>
+          <w:rtl/>
+        </w:rPr>
+        <w:t xml:space="preserve">بصوت أعلى؟</w:t>
+      </w:r>
+    </w:p>
+    <w:p>
+      <w:pPr>
+        <w:keepNext w:val="false"/>
+        <w:keepLines/>
+        <w:pBdr>
+          <w:right w:val="single" w:color="1D3A6B" w:sz="18" w:space="8"/>
+        </w:pBdr>
+        <w:shd w:fill="EEF1F8" w:color="auto" w:val="clear"/>
+        <w:bidi/>
+        <w:spacing w:after="140" w:before="0" w:line="300"/>
+      </w:pPr>
+      <w:r>
+        <w:rPr>
+          <w:rFonts w:ascii="Arial" w:cs="Arial" w:eastAsia="Arial" w:hAnsi="Arial"/>
+          <w:b/>
+          <w:bCs/>
+          <w:i w:val="false"/>
+          <w:color w:val="1D3A6B"/>
+          <w:sz w:val="22"/>
+          <w:szCs w:val="22"/>
+          <w:rtl/>
+        </w:rPr>
+        <w:t xml:space="preserve">اسأل القاعة:  </w:t>
+      </w:r>
+      <w:r>
+        <w:rPr>
+          <w:rFonts w:ascii="Arial" w:cs="Arial" w:eastAsia="Arial" w:hAnsi="Arial"/>
+          <w:b/>
+          <w:bCs/>
+          <w:i w:val="false"/>
+          <w:sz w:val="23"/>
+          <w:szCs w:val="23"/>
+          <w:rtl/>
+        </w:rPr>
+        <w:t xml:space="preserve">…</w:t>
+      </w:r>
+    </w:p>
+    <w:p>
+      <w:pPr>
+        <w:keepNext w:val="false"/>
+        <w:keepLines/>
+        <w:pBdr>
+          <w:right w:val="single" w:color="1D3A6B" w:sz="18" w:space="8"/>
+        </w:pBdr>
+        <w:shd w:fill="EEF1F8" w:color="auto" w:val="clear"/>
+        <w:bidi/>
+        <w:spacing w:after="140" w:before="0" w:line="300"/>
+      </w:pPr>
+      <w:r>
+        <w:rPr>
+          <w:rFonts w:ascii="Arial" w:cs="Arial" w:eastAsia="Arial" w:hAnsi="Arial"/>
+          <w:b/>
+          <w:bCs/>
+          <w:i w:val="false"/>
+          <w:color w:val="1D3A6B"/>
+          <w:sz w:val="22"/>
+          <w:szCs w:val="22"/>
+          <w:rtl/>
+        </w:rPr>
+        <w:t xml:space="preserve">إجابات متوقعة:  </w:t>
+      </w:r>
+      <w:r>
+        <w:rPr>
+          <w:rFonts w:ascii="Arial" w:cs="Arial" w:eastAsia="Arial" w:hAnsi="Arial"/>
+          <w:b w:val="false"/>
+          <w:i w:val="false"/>
+          <w:sz w:val="23"/>
+          <w:szCs w:val="23"/>
+          <w:rtl/>
+        </w:rPr>
+        <w:t xml:space="preserve">نسخة!</w:t>
+      </w:r>
+    </w:p>
+    <w:p>
+      <w:pPr>
+        <w:keepNext w:val="false"/>
+        <w:keepLines/>
+        <w:pBdr>
+          <w:right w:val="single" w:color="0E4F4B" w:sz="18" w:space="8"/>
+        </w:pBdr>
+        <w:shd w:fill="FFFFFF" w:color="auto" w:val="clear"/>
+        <w:bidi/>
+        <w:spacing w:after="140" w:before="0" w:line="300"/>
+      </w:pPr>
+      <w:r>
+        <w:rPr>
+          <w:rFonts w:ascii="Arial" w:cs="Arial" w:eastAsia="Arial" w:hAnsi="Arial"/>
+          <w:b/>
+          <w:bCs/>
+          <w:i w:val="false"/>
+          <w:color w:val="0E4F4B"/>
+          <w:sz w:val="22"/>
+          <w:szCs w:val="22"/>
+          <w:rtl/>
+        </w:rPr>
+        <w:t xml:space="preserve">وبعدها تقول:  </w:t>
+      </w:r>
+      <w:r>
+        <w:rPr>
+          <w:rFonts w:ascii="Arial" w:cs="Arial" w:eastAsia="Arial" w:hAnsi="Arial"/>
+          <w:b w:val="false"/>
+          <w:i w:val="false"/>
+          <w:sz w:val="23"/>
+          <w:szCs w:val="23"/>
+          <w:rtl/>
+        </w:rPr>
+        <w:t xml:space="preserve">تمام. ده الهتاف الرسمي للجلسة.</w:t>
+      </w:r>
+    </w:p>
+    <w:p>
+      <w:pPr>
+        <w:keepNext w:val="false"/>
+        <w:keepLines/>
+        <w:pBdr>
+          <w:right w:val="single" w:color="9A5B12" w:sz="18" w:space="8"/>
+        </w:pBdr>
+        <w:shd w:fill="FBF3E4" w:color="auto" w:val="clear"/>
+        <w:bidi/>
+        <w:spacing w:after="140" w:before="0" w:line="300"/>
+      </w:pPr>
+      <w:r>
+        <w:rPr>
+          <w:rFonts w:ascii="Arial" w:cs="Arial" w:eastAsia="Arial" w:hAnsi="Arial"/>
+          <w:b/>
+          <w:bCs/>
+          <w:i w:val="false"/>
+          <w:color w:val="9A5B12"/>
+          <w:sz w:val="22"/>
+          <w:szCs w:val="22"/>
+          <w:rtl/>
+        </w:rPr>
+        <w:t xml:space="preserve">حيلة ذكية (الهتاف الجماعي):  </w:t>
+      </w:r>
+      <w:r>
+        <w:rPr>
+          <w:rFonts w:ascii="Arial" w:cs="Arial" w:eastAsia="Arial" w:hAnsi="Arial"/>
+          <w:b w:val="false"/>
+          <w:i w:val="false"/>
+          <w:sz w:val="23"/>
+          <w:szCs w:val="23"/>
+          <w:rtl/>
+        </w:rPr>
+        <w:t xml:space="preserve">تكرار كلمة واحدة بصوت عالي مع بعض حاجة ممكن تبان طفولية، بس الكبار بيضحكوا وبيفتكروها. وكل ما حد في القسم يشغّل ماكرو هيسمع «نسخة!» في دماغه.</w:t>
       </w:r>
     </w:p>
     <w:p>
@@ -8453,6 +10208,78 @@
     </w:p>
     <w:p>
       <w:pPr>
+        <w:keepNext w:val="false"/>
+        <w:keepLines/>
+        <w:pBdr>
+          <w:right w:val="single" w:color="0E4F4B" w:sz="18" w:space="8"/>
+        </w:pBdr>
+        <w:shd w:fill="FFFFFF" w:color="auto" w:val="clear"/>
+        <w:bidi/>
+        <w:spacing w:after="140" w:before="0" w:line="300"/>
+      </w:pPr>
+      <w:r>
+        <w:rPr>
+          <w:rFonts w:ascii="Arial" w:cs="Arial" w:eastAsia="Arial" w:hAnsi="Arial"/>
+          <w:b/>
+          <w:bCs/>
+          <w:i w:val="false"/>
+          <w:color w:val="0E4F4B"/>
+          <w:sz w:val="22"/>
+          <w:szCs w:val="22"/>
+          <w:rtl/>
+        </w:rPr>
+        <w:t xml:space="preserve">تقول:  </w:t>
+      </w:r>
+      <w:r>
+        <w:rPr>
+          <w:rFonts w:ascii="Arial" w:cs="Arial" w:eastAsia="Arial" w:hAnsi="Arial"/>
+          <w:b w:val="false"/>
+          <w:i w:val="false"/>
+          <w:sz w:val="23"/>
+          <w:szCs w:val="23"/>
+          <w:rtl/>
+        </w:rPr>
+        <w:t xml:space="preserve">دلوقتي دوركم. أهم خطوة الأولى: اكتبوا المهمة خطوة خطوة. لو الوصف كويس، الباقي سهل. لو الوصف ضعيف، مفيش أداة هتنقذكم.</w:t>
+      </w:r>
+    </w:p>
+    <w:p>
+      <w:pPr>
+        <w:keepNext w:val="false"/>
+        <w:keepLines/>
+        <w:pBdr>
+          <w:right w:val="single" w:color="0E4F4B" w:sz="18" w:space="8"/>
+        </w:pBdr>
+        <w:shd w:fill="FFFFFF" w:color="auto" w:val="clear"/>
+        <w:bidi/>
+        <w:spacing w:after="140" w:before="0" w:line="300"/>
+      </w:pPr>
+      <w:r>
+        <w:rPr>
+          <w:rFonts w:ascii="Arial" w:cs="Arial" w:eastAsia="Arial" w:hAnsi="Arial"/>
+          <w:b/>
+          <w:bCs/>
+          <w:i w:val="false"/>
+          <w:color w:val="0E4F4B"/>
+          <w:sz w:val="22"/>
+          <w:szCs w:val="22"/>
+          <w:rtl/>
+        </w:rPr>
+        <w:t xml:space="preserve">تقول:  </w:t>
+      </w:r>
+      <w:r>
+        <w:rPr>
+          <w:rFonts w:ascii="Arial" w:cs="Arial" w:eastAsia="Arial" w:hAnsi="Arial"/>
+          <w:b w:val="false"/>
+          <w:i w:val="false"/>
+          <w:sz w:val="23"/>
+          <w:szCs w:val="23"/>
+          <w:rtl/>
+        </w:rPr>
+        <w:t xml:space="preserve">واللي معندوش مهمة أسبوعية في إكسل، يشتغل على «تقرير_المبيعات_الأسبوعي» ويعمل التنسيق اللي شفناه في السباق، بس بالـ Prompt الذهبي.</w:t>
+      </w:r>
+    </w:p>
+    <w:p>
+      <w:pPr>
         <w:pStyle w:val="Heading2"/>
         <w:keepNext/>
         <w:bidi/>
@@ -8654,6 +10481,78 @@
     </w:p>
     <w:p>
       <w:pPr>
+        <w:keepNext w:val="false"/>
+        <w:keepLines/>
+        <w:pBdr>
+          <w:right w:val="single" w:color="555555" w:sz="18" w:space="8"/>
+        </w:pBdr>
+        <w:shd w:fill="EEF2F1" w:color="auto" w:val="clear"/>
+        <w:bidi/>
+        <w:spacing w:after="140" w:before="0" w:line="300"/>
+      </w:pPr>
+      <w:r>
+        <w:rPr>
+          <w:rFonts w:ascii="Arial" w:cs="Arial" w:eastAsia="Arial" w:hAnsi="Arial"/>
+          <w:b/>
+          <w:bCs/>
+          <w:i w:val="false"/>
+          <w:color w:val="555555"/>
+          <w:sz w:val="22"/>
+          <w:szCs w:val="22"/>
+          <w:rtl/>
+        </w:rPr>
+        <w:t xml:space="preserve">على الشاشة / اعمل:  </w:t>
+      </w:r>
+      <w:r>
+        <w:rPr>
+          <w:rFonts w:ascii="Arial" w:cs="Arial" w:eastAsia="Arial" w:hAnsi="Arial"/>
+          <w:b w:val="false"/>
+          <w:i w:val="false"/>
+          <w:sz w:val="23"/>
+          <w:szCs w:val="23"/>
+          <w:rtl/>
+        </w:rPr>
+        <w:t xml:space="preserve">بعد ١٥ دقيقة، اضرب الجرس: «المفروض دلوقتي كلكم معاكم كود. اللي الكود لسه مش شغال، ارفع إيده». روح للي رفعوا بالترتيب.</w:t>
+      </w:r>
+    </w:p>
+    <w:p>
+      <w:pPr>
+        <w:keepNext w:val="false"/>
+        <w:keepLines/>
+        <w:pBdr>
+          <w:right w:val="single" w:color="9B2C2C" w:sz="18" w:space="8"/>
+        </w:pBdr>
+        <w:shd w:fill="FBEAEA" w:color="auto" w:val="clear"/>
+        <w:bidi/>
+        <w:spacing w:after="140" w:before="0" w:line="300"/>
+      </w:pPr>
+      <w:r>
+        <w:rPr>
+          <w:rFonts w:ascii="Arial" w:cs="Arial" w:eastAsia="Arial" w:hAnsi="Arial"/>
+          <w:b/>
+          <w:bCs/>
+          <w:i w:val="false"/>
+          <w:color w:val="9B2C2C"/>
+          <w:sz w:val="22"/>
+          <w:szCs w:val="22"/>
+          <w:rtl/>
+        </w:rPr>
+        <w:t xml:space="preserve">لو حصل:  </w:t>
+      </w:r>
+      <w:r>
+        <w:rPr>
+          <w:rFonts w:ascii="Arial" w:cs="Arial" w:eastAsia="Arial" w:hAnsi="Arial"/>
+          <w:b w:val="false"/>
+          <w:i w:val="false"/>
+          <w:sz w:val="23"/>
+          <w:szCs w:val="23"/>
+          <w:rtl/>
+        </w:rPr>
+        <w:t xml:space="preserve">متدرب زهق من كتر الأخطاء: اقعد جنبه، واقرا رسالة الخطأ معاه. قول: «كل خطأ بيقربنا. أنا بشوف ٣ أو ٤ أخطاء في أي كود جديد». وده حقيقي.</w:t>
+      </w:r>
+    </w:p>
+    <w:p>
+      <w:pPr>
         <w:pStyle w:val="Heading2"/>
         <w:keepNext/>
         <w:bidi/>
@@ -8747,6 +10646,151 @@
     </w:p>
     <w:p>
       <w:pPr>
+        <w:keepNext w:val="false"/>
+        <w:keepLines/>
+        <w:pBdr>
+          <w:right w:val="single" w:color="0E4F4B" w:sz="18" w:space="8"/>
+        </w:pBdr>
+        <w:shd w:fill="FFFFFF" w:color="auto" w:val="clear"/>
+        <w:bidi/>
+        <w:spacing w:after="140" w:before="0" w:line="300"/>
+      </w:pPr>
+      <w:r>
+        <w:rPr>
+          <w:rFonts w:ascii="Arial" w:cs="Arial" w:eastAsia="Arial" w:hAnsi="Arial"/>
+          <w:b/>
+          <w:bCs/>
+          <w:i w:val="false"/>
+          <w:color w:val="0E4F4B"/>
+          <w:sz w:val="22"/>
+          <w:szCs w:val="22"/>
+          <w:rtl/>
+        </w:rPr>
+        <w:t xml:space="preserve">تقول:  </w:t>
+      </w:r>
+      <w:r>
+        <w:rPr>
+          <w:rFonts w:ascii="Arial" w:cs="Arial" w:eastAsia="Arial" w:hAnsi="Arial"/>
+          <w:b w:val="false"/>
+          <w:i w:val="false"/>
+          <w:sz w:val="23"/>
+          <w:szCs w:val="23"/>
+          <w:rtl/>
+        </w:rPr>
+        <w:t xml:space="preserve">اللي عرض النهارده: الزرار ده هيشتغل كل أسبوع من غير ما تفكر فيه. ضيف الوقت اللي وفّرته في المكتبة، وقول لزميلك في القسم يجرّبه.</w:t>
+      </w:r>
+    </w:p>
+    <w:p>
+      <w:pPr>
+        <w:keepNext w:val="false"/>
+        <w:keepLines/>
+        <w:pBdr>
+          <w:right w:val="single" w:color="1D3A6B" w:sz="18" w:space="8"/>
+        </w:pBdr>
+        <w:shd w:fill="EEF1F8" w:color="auto" w:val="clear"/>
+        <w:bidi/>
+        <w:spacing w:after="140" w:before="0" w:line="300"/>
+      </w:pPr>
+      <w:r>
+        <w:rPr>
+          <w:rFonts w:ascii="Arial" w:cs="Arial" w:eastAsia="Arial" w:hAnsi="Arial"/>
+          <w:b/>
+          <w:bCs/>
+          <w:i w:val="false"/>
+          <w:color w:val="1D3A6B"/>
+          <w:sz w:val="22"/>
+          <w:szCs w:val="22"/>
+          <w:rtl/>
+        </w:rPr>
+        <w:t xml:space="preserve">اسأل القاعة:  </w:t>
+      </w:r>
+      <w:r>
+        <w:rPr>
+          <w:rFonts w:ascii="Arial" w:cs="Arial" w:eastAsia="Arial" w:hAnsi="Arial"/>
+          <w:b/>
+          <w:bCs/>
+          <w:i w:val="false"/>
+          <w:sz w:val="23"/>
+          <w:szCs w:val="23"/>
+          <w:rtl/>
+        </w:rPr>
+        <w:t xml:space="preserve">مين عمل زرار ممكن حد تاني في قسمه يستخدمه؟</w:t>
+      </w:r>
+    </w:p>
+    <w:p>
+      <w:pPr>
+        <w:keepNext w:val="false"/>
+        <w:keepLines/>
+        <w:pBdr>
+          <w:right w:val="single" w:color="1D3A6B" w:sz="18" w:space="8"/>
+        </w:pBdr>
+        <w:shd w:fill="EEF1F8" w:color="auto" w:val="clear"/>
+        <w:bidi/>
+        <w:spacing w:after="140" w:before="0" w:line="300"/>
+      </w:pPr>
+      <w:r>
+        <w:rPr>
+          <w:rFonts w:ascii="Arial" w:cs="Arial" w:eastAsia="Arial" w:hAnsi="Arial"/>
+          <w:b/>
+          <w:bCs/>
+          <w:i w:val="false"/>
+          <w:color w:val="1D3A6B"/>
+          <w:sz w:val="22"/>
+          <w:szCs w:val="22"/>
+          <w:rtl/>
+        </w:rPr>
+        <w:t xml:space="preserve">إجابات متوقعة:  </w:t>
+      </w:r>
+      <w:r>
+        <w:rPr>
+          <w:rFonts w:ascii="Arial" w:cs="Arial" w:eastAsia="Arial" w:hAnsi="Arial"/>
+          <w:b w:val="false"/>
+          <w:i w:val="false"/>
+          <w:sz w:val="23"/>
+          <w:szCs w:val="23"/>
+          <w:rtl/>
+        </w:rPr>
+        <w:t xml:space="preserve">إيدين</w:t>
+      </w:r>
+    </w:p>
+    <w:p>
+      <w:pPr>
+        <w:keepNext w:val="false"/>
+        <w:keepLines/>
+        <w:pBdr>
+          <w:right w:val="single" w:color="0E4F4B" w:sz="18" w:space="8"/>
+        </w:pBdr>
+        <w:shd w:fill="FFFFFF" w:color="auto" w:val="clear"/>
+        <w:bidi/>
+        <w:spacing w:after="140" w:before="0" w:line="300"/>
+      </w:pPr>
+      <w:r>
+        <w:rPr>
+          <w:rFonts w:ascii="Arial" w:cs="Arial" w:eastAsia="Arial" w:hAnsi="Arial"/>
+          <w:b/>
+          <w:bCs/>
+          <w:i w:val="false"/>
+          <w:color w:val="0E4F4B"/>
+          <w:sz w:val="22"/>
+          <w:szCs w:val="22"/>
+          <w:rtl/>
+        </w:rPr>
+        <w:t xml:space="preserve">وبعدها تقول:  </w:t>
+      </w:r>
+      <w:r>
+        <w:rPr>
+          <w:rFonts w:ascii="Arial" w:cs="Arial" w:eastAsia="Arial" w:hAnsi="Arial"/>
+          <w:b w:val="false"/>
+          <w:i w:val="false"/>
+          <w:sz w:val="23"/>
+          <w:szCs w:val="23"/>
+          <w:rtl/>
+        </w:rPr>
+        <w:t xml:space="preserve">ده بالظبط اللي بيخلّي الشغل مايقفش على شخص. وده أول خطوة للنظام اللي هنتكلم عنه بعد ٣ أسابيع.</w:t>
+      </w:r>
+    </w:p>
+    <w:p>
+      <w:pPr>
         <w:bidi/>
         <w:spacing w:after="100" w:before="0" w:line="300"/>
       </w:pPr>
@@ -8989,6 +11033,42 @@
           <w:rtl/>
         </w:rPr>
         <w:t xml:space="preserve">تذكرة الخروج: رقم واحد. الزرار بتاعك هيوفّر كام دقيقة في الشهر؟</w:t>
+      </w:r>
+    </w:p>
+    <w:p>
+      <w:pPr>
+        <w:keepNext w:val="false"/>
+        <w:keepLines/>
+        <w:pBdr>
+          <w:right w:val="single" w:color="0E4F4B" w:sz="18" w:space="8"/>
+        </w:pBdr>
+        <w:shd w:fill="FFFFFF" w:color="auto" w:val="clear"/>
+        <w:bidi/>
+        <w:spacing w:after="140" w:before="0" w:line="300"/>
+      </w:pPr>
+      <w:r>
+        <w:rPr>
+          <w:rFonts w:ascii="Arial" w:cs="Arial" w:eastAsia="Arial" w:hAnsi="Arial"/>
+          <w:b/>
+          <w:bCs/>
+          <w:i w:val="false"/>
+          <w:color w:val="0E4F4B"/>
+          <w:sz w:val="22"/>
+          <w:szCs w:val="22"/>
+          <w:rtl/>
+        </w:rPr>
+        <w:t xml:space="preserve">تقول:  </w:t>
+      </w:r>
+      <w:r>
+        <w:rPr>
+          <w:rFonts w:ascii="Arial" w:cs="Arial" w:eastAsia="Arial" w:hAnsi="Arial"/>
+          <w:b w:val="false"/>
+          <w:i w:val="false"/>
+          <w:sz w:val="23"/>
+          <w:szCs w:val="23"/>
+          <w:rtl/>
+        </w:rPr>
+        <w:t xml:space="preserve">خلاصة النهارده في ٣ جمل: اوصف الأعمدة والخطوات بدقة. اشتغل على نسخة. ولو فيه خطأ، رجّعه للأداة.</w:t>
       </w:r>
     </w:p>
     <w:p>
